--- a/skills/legal-os-correspondence/assets/templates/情况说明_标准模板.docx
+++ b/skills/legal-os-correspondence/assets/templates/情况说明_标准模板.docx
@@ -29,7 +29,7 @@
           <w:color w:val="000000"/>
           <w:sz w:val="24"/>
         </w:rPr>
-        <w:t>编号：【________】</w:t>
+        <w:t>编号：〔如有请填写：经核验的编号；无则删除本行〕</w:t>
       </w:r>
     </w:p>
     <w:tbl>
@@ -132,7 +132,7 @@
                 <w:color w:val="000000"/>
                 <w:sz w:val="25"/>
               </w:rPr>
-              <w:t>说明方</w:t>
+              <w:t>发函方</w:t>
             </w:r>
           </w:p>
         </w:tc>
@@ -158,7 +158,7 @@
                 <w:color w:val="000000"/>
                 <w:sz w:val="25"/>
               </w:rPr>
-              <w:t>【说明方名称】</w:t>
+              <w:t>〔必填：发函方或机构完整名称〕</w:t>
             </w:r>
           </w:p>
         </w:tc>
@@ -186,7 +186,7 @@
                 <w:color w:val="000000"/>
                 <w:sz w:val="25"/>
               </w:rPr>
-              <w:t>接收方</w:t>
+              <w:t>收函方</w:t>
             </w:r>
           </w:p>
         </w:tc>
@@ -212,7 +212,7 @@
                 <w:color w:val="000000"/>
                 <w:sz w:val="25"/>
               </w:rPr>
-              <w:t>【法院/仲裁机构/政府机关/领导/业务部门】</w:t>
+              <w:t>〔必填：收函方完整名称及必要的联系人或地址〕</w:t>
             </w:r>
           </w:p>
         </w:tc>
@@ -266,7 +266,7 @@
                 <w:color w:val="000000"/>
                 <w:sz w:val="25"/>
               </w:rPr>
-              <w:t>【项目、合同或事件名称】</w:t>
+              <w:t>〔必填：本函对应的合同、项目或争议事项〕</w:t>
             </w:r>
           </w:p>
         </w:tc>
@@ -294,7 +294,7 @@
                 <w:color w:val="000000"/>
                 <w:sz w:val="25"/>
               </w:rPr>
-              <w:t>说明目的</w:t>
+              <w:t>送达方式</w:t>
             </w:r>
           </w:p>
         </w:tc>
@@ -320,7 +320,7 @@
                 <w:color w:val="000000"/>
                 <w:sz w:val="25"/>
               </w:rPr>
-              <w:t>【说明、备案、回复或内部决策】</w:t>
+              <w:t>〔必填：已核验的送达方式及地址、邮箱或联系人〕</w:t>
             </w:r>
           </w:p>
         </w:tc>
@@ -342,7 +342,7 @@
           <w:color w:val="000000"/>
           <w:sz w:val="28"/>
         </w:rPr>
-        <w:t>致：【收函方/主管机关/相关单位】：</w:t>
+        <w:t>致：〔必填：收件机构或商业相对方完整名称及必要的联系人或地址〕：</w:t>
       </w:r>
     </w:p>
     <w:p>
@@ -371,7 +371,7 @@
           <w:color w:val="000000"/>
           <w:sz w:val="28"/>
         </w:rPr>
-        <w:t>【用一段话说明背景、参与主体、目标和当前需要说明的问题】。</w:t>
+        <w:t>〔填写：准确说明背景、参与主体、目标及当前需说明的问题；内容应与收件对象和说明目的相适配。〕</w:t>
       </w:r>
     </w:p>
     <w:p>
@@ -400,7 +400,7 @@
           <w:color w:val="000000"/>
           <w:sz w:val="28"/>
         </w:rPr>
-        <w:t>【按日期列明关键节点；每个节点对应材料或证据位置】。</w:t>
+        <w:t>〔填写：按日期列明关键节点，每个节点仅写可由材料支持的事实；必要时标明材料名称或编号。〕</w:t>
       </w:r>
     </w:p>
     <w:p>
@@ -429,7 +429,7 @@
           <w:color w:val="000000"/>
           <w:sz w:val="28"/>
         </w:rPr>
-        <w:t>截至【日期】，事项状态为：【状态】；已发生或可核验的影响为：【影响】；未确认事项为：【待核】。</w:t>
+        <w:t>〔填写：截至日期的事实状态和已发生或可核验的影响；尚未确认事项仅在机关程序或法律、合同要求必须说明时列明，并限定范围。〕</w:t>
       </w:r>
     </w:p>
     <w:p>
@@ -458,7 +458,7 @@
           <w:color w:val="000000"/>
           <w:sz w:val="28"/>
         </w:rPr>
-        <w:t>拟采取的下一步为：【动作、负责人、期限】；需接收方确认或指示的事项为：【事项】。</w:t>
+        <w:t>〔填写：与收件对象相适配的必要后续安排或需确认事项。〕</w:t>
       </w:r>
     </w:p>
     <w:p>
@@ -489,7 +489,7 @@
           <w:color w:val="000000"/>
           <w:sz w:val="28"/>
         </w:rPr>
-        <w:t>【发函方/机构】</w:t>
+        <w:t>〔必填：说明方或机构完整名称〕</w:t>
       </w:r>
     </w:p>
     <w:p>
@@ -504,7 +504,7 @@
           <w:color w:val="000000"/>
           <w:sz w:val="28"/>
         </w:rPr>
-        <w:t>【日期：____年__月__日】</w:t>
+        <w:t>〔必填：年/月/日〕</w:t>
       </w:r>
     </w:p>
     <w:p>
@@ -518,21 +518,7 @@
           <w:color w:val="000000"/>
           <w:sz w:val="25"/>
         </w:rPr>
-        <w:t>附件：【如有，请逐项列明】</w:t>
-      </w:r>
-    </w:p>
-    <w:p>
-      <w:pPr>
-        <w:pStyle w:val="TemplateNote"/>
-        <w:spacing w:before="240" w:line="320" w:lineRule="exact"/>
-      </w:pPr>
-      <w:r>
-        <w:rPr>
-          <w:rFonts w:ascii="Times New Roman" w:hAnsi="Times New Roman" w:eastAsia="仿宋_GB2312"/>
-          <w:color w:val="5A5A5A"/>
-          <w:sz w:val="20"/>
-        </w:rPr>
-        <w:t>【模板控制提示：外发前删除本提示，并完成事实、证据、法律依据、期限、附件、收件信息及外发权限检查。模板本身不构成已授权发送。】</w:t>
+        <w:t>附件：〔如有请填写附件名称及数量；无则删除本行〕</w:t>
       </w:r>
     </w:p>
     <w:sectPr>
